--- a/LabLogbook_10.docx
+++ b/LabLogbook_10.docx
@@ -4299,6 +4299,39 @@
     </w:p>
     <w:p>
       <w:pPr>
+        <w:rPr>
+          <w:b/>
+          <w:bCs/>
+          <w:sz w:val="28"/>
+          <w:szCs w:val="28"/>
+          <w:u w:val="single"/>
+        </w:rPr>
+      </w:pPr>
+      <w:r>
+        <w:rPr>
+          <w:b/>
+          <w:bCs/>
+          <w:sz w:val="28"/>
+          <w:szCs w:val="28"/>
+          <w:u w:val="single"/>
+        </w:rPr>
+        <w:t>Task-1</w:t>
+      </w:r>
+    </w:p>
+    <w:p>
+      <w:pPr>
+        <w:jc w:val="center"/>
+        <w:rPr>
+          <w:b/>
+          <w:bCs/>
+          <w:sz w:val="28"/>
+          <w:szCs w:val="28"/>
+          <w:u w:val="single"/>
+        </w:rPr>
+      </w:pPr>
+    </w:p>
+    <w:p>
+      <w:pPr>
         <w:jc w:val="center"/>
         <w:rPr>
           <w:b/>
@@ -4666,46 +4699,6 @@
         <w:rPr>
           <w:b/>
           <w:bCs/>
-        </w:rPr>
-      </w:pPr>
-      <w:r>
-        <w:rPr>
-          <w:b/>
-          <w:bCs/>
-        </w:rPr>
-        <w:lastRenderedPageBreak/>
-        <w:t>NAME: KARTHIK AKULA</w:t>
-      </w:r>
-    </w:p>
-    <w:p>
-      <w:pPr>
-        <w:rPr>
-          <w:b/>
-          <w:bCs/>
-        </w:rPr>
-      </w:pPr>
-      <w:r>
-        <w:rPr>
-          <w:b/>
-          <w:bCs/>
-        </w:rPr>
-        <w:t>ID: 2534405</w:t>
-      </w:r>
-    </w:p>
-    <w:p>
-      <w:pPr>
-        <w:rPr>
-          <w:b/>
-          <w:bCs/>
-        </w:rPr>
-      </w:pPr>
-    </w:p>
-    <w:p>
-      <w:pPr>
-        <w:jc w:val="center"/>
-        <w:rPr>
-          <w:b/>
-          <w:bCs/>
           <w:sz w:val="28"/>
           <w:szCs w:val="28"/>
           <w:u w:val="single"/>
@@ -4719,7 +4712,8 @@
           <w:szCs w:val="28"/>
           <w:u w:val="single"/>
         </w:rPr>
-        <w:t>LAB-</w:t>
+        <w:lastRenderedPageBreak/>
+        <w:t>Task-</w:t>
       </w:r>
       <w:r>
         <w:rPr>
@@ -4729,17 +4723,17 @@
           <w:szCs w:val="28"/>
           <w:u w:val="single"/>
         </w:rPr>
-        <w:t>10</w:t>
-      </w:r>
-    </w:p>
-    <w:p>
-      <w:pPr>
-        <w:rPr>
-          <w:b/>
-          <w:bCs/>
-          <w:sz w:val="36"/>
-          <w:szCs w:val="36"/>
-          <w:lang w:val="en-GB"/>
+        <w:t>2</w:t>
+      </w:r>
+    </w:p>
+    <w:p>
+      <w:pPr>
+        <w:rPr>
+          <w:b/>
+          <w:bCs/>
+          <w:sz w:val="28"/>
+          <w:szCs w:val="28"/>
+          <w:u w:val="single"/>
         </w:rPr>
       </w:pPr>
     </w:p>
@@ -5701,7 +5695,6 @@
   <w:style w:type="character" w:default="1" w:styleId="DefaultParagraphFont">
     <w:name w:val="Default Paragraph Font"/>
     <w:uiPriority w:val="1"/>
-    <w:semiHidden/>
     <w:unhideWhenUsed/>
   </w:style>
   <w:style w:type="table" w:default="1" w:styleId="TableNormal">
